--- a/变更单CH-002.docx
+++ b/变更单CH-002.docx
@@ -10,6 +10,7 @@
         <w:pageBreakBefore w:val="0"/>
         <w:widowControl w:val="0"/>
         <w:numPr>
+          <w:ilvl w:val="0"/>
           <w:numId w:val="0"/>
         </w:numPr>
         <w:kinsoku/>
@@ -40,6 +41,7 @@
     </w:p>
     <w:tbl>
       <w:tblPr>
+        <w:tblStyle w:val="12"/>
         <w:tblW w:w="4999" w:type="pct"/>
         <w:tblInd w:w="0" w:type="dxa"/>
         <w:tblBorders>
@@ -50,7 +52,7 @@
           <w:insideH w:val="none" w:color="auto" w:sz="0" w:space="0"/>
           <w:insideV w:val="none" w:color="auto" w:sz="0" w:space="0"/>
         </w:tblBorders>
-        <w:shd w:val="clear"/>
+        <w:shd w:val="clear" w:color="auto" w:fill="auto"/>
         <w:tblLayout w:type="autofit"/>
         <w:tblCellMar>
           <w:top w:w="15" w:type="dxa"/>
@@ -73,7 +75,7 @@
             <w:insideH w:val="none" w:color="auto" w:sz="0" w:space="0"/>
             <w:insideV w:val="none" w:color="auto" w:sz="0" w:space="0"/>
           </w:tblBorders>
-          <w:shd w:val="clear"/>
+          <w:shd w:val="clear" w:color="auto" w:fill="auto"/>
           <w:tblCellMar>
             <w:top w:w="15" w:type="dxa"/>
             <w:left w:w="15" w:type="dxa"/>
@@ -91,7 +93,7 @@
               <w:top w:val="single" w:color="auto" w:sz="4" w:space="0"/>
               <w:bottom w:val="single" w:color="auto" w:sz="4" w:space="0"/>
             </w:tcBorders>
-            <w:shd w:val="clear"/>
+            <w:shd w:val="clear" w:color="auto" w:fill="auto"/>
             <w:tcMar>
               <w:top w:w="150" w:type="dxa"/>
               <w:left w:w="0" w:type="dxa"/>
@@ -117,7 +119,6 @@
               <w:snapToGrid/>
               <w:spacing w:beforeAutospacing="0" w:afterAutospacing="0" w:line="360" w:lineRule="auto"/>
               <w:textAlignment w:val="auto"/>
-              <w:rPr/>
             </w:pPr>
             <w:r>
               <w:rPr>
@@ -135,7 +136,7 @@
               <w:top w:val="single" w:color="auto" w:sz="4" w:space="0"/>
               <w:bottom w:val="single" w:color="auto" w:sz="4" w:space="0"/>
             </w:tcBorders>
-            <w:shd w:val="clear"/>
+            <w:shd w:val="clear" w:color="auto" w:fill="auto"/>
             <w:tcMar>
               <w:top w:w="150" w:type="dxa"/>
               <w:left w:w="240" w:type="dxa"/>
@@ -185,7 +186,7 @@
             <w:insideH w:val="none" w:color="auto" w:sz="0" w:space="0"/>
             <w:insideV w:val="none" w:color="auto" w:sz="0" w:space="0"/>
           </w:tblBorders>
-          <w:shd w:val="clear"/>
+          <w:shd w:val="clear" w:color="auto" w:fill="auto"/>
           <w:tblCellMar>
             <w:top w:w="15" w:type="dxa"/>
             <w:left w:w="15" w:type="dxa"/>
@@ -200,7 +201,7 @@
               <w:top w:val="single" w:color="auto" w:sz="4" w:space="0"/>
               <w:bottom w:val="single" w:color="auto" w:sz="4" w:space="0"/>
             </w:tcBorders>
-            <w:shd w:val="clear"/>
+            <w:shd w:val="clear" w:color="auto" w:fill="auto"/>
             <w:tcMar>
               <w:top w:w="150" w:type="dxa"/>
               <w:left w:w="0" w:type="dxa"/>
@@ -246,7 +247,7 @@
               <w:top w:val="single" w:color="auto" w:sz="4" w:space="0"/>
               <w:bottom w:val="single" w:color="auto" w:sz="4" w:space="0"/>
             </w:tcBorders>
-            <w:shd w:val="clear"/>
+            <w:shd w:val="clear" w:color="auto" w:fill="auto"/>
             <w:tcMar>
               <w:top w:w="150" w:type="dxa"/>
               <w:left w:w="240" w:type="dxa"/>
@@ -274,15 +275,25 @@
               <w:textAlignment w:val="auto"/>
               <w:rPr>
                 <w:rFonts w:hint="default"/>
-              </w:rPr>
-            </w:pPr>
-            <w:r>
-              <w:rPr>
-                <w:rFonts w:hint="default"/>
-                <w:lang w:val="en-US" w:eastAsia="zh-CN"/>
-              </w:rPr>
-              <w:t>CH-005</w:t>
-            </w:r>
+                <w:lang w:val="en-US"/>
+              </w:rPr>
+            </w:pPr>
+            <w:r>
+              <w:rPr>
+                <w:rFonts w:hint="default"/>
+                <w:lang w:val="en-US" w:eastAsia="zh-CN"/>
+              </w:rPr>
+              <w:t>CH-00</w:t>
+            </w:r>
+            <w:r>
+              <w:rPr>
+                <w:rFonts w:hint="eastAsia"/>
+                <w:lang w:val="en-US" w:eastAsia="zh-CN"/>
+              </w:rPr>
+              <w:t>2</w:t>
+            </w:r>
+            <w:bookmarkStart w:id="0" w:name="_GoBack"/>
+            <w:bookmarkEnd w:id="0"/>
           </w:p>
         </w:tc>
       </w:tr>
@@ -296,7 +307,7 @@
             <w:insideH w:val="none" w:color="auto" w:sz="0" w:space="0"/>
             <w:insideV w:val="none" w:color="auto" w:sz="0" w:space="0"/>
           </w:tblBorders>
-          <w:shd w:val="clear"/>
+          <w:shd w:val="clear" w:color="auto" w:fill="auto"/>
           <w:tblCellMar>
             <w:top w:w="15" w:type="dxa"/>
             <w:left w:w="15" w:type="dxa"/>
@@ -311,7 +322,7 @@
               <w:top w:val="single" w:color="auto" w:sz="4" w:space="0"/>
               <w:bottom w:val="single" w:color="auto" w:sz="4" w:space="0"/>
             </w:tcBorders>
-            <w:shd w:val="clear"/>
+            <w:shd w:val="clear" w:color="auto" w:fill="auto"/>
             <w:tcMar>
               <w:top w:w="150" w:type="dxa"/>
               <w:left w:w="0" w:type="dxa"/>
@@ -357,7 +368,7 @@
               <w:top w:val="single" w:color="auto" w:sz="4" w:space="0"/>
               <w:bottom w:val="single" w:color="auto" w:sz="4" w:space="0"/>
             </w:tcBorders>
-            <w:shd w:val="clear"/>
+            <w:shd w:val="clear" w:color="auto" w:fill="auto"/>
             <w:tcMar>
               <w:top w:w="150" w:type="dxa"/>
               <w:left w:w="240" w:type="dxa"/>
@@ -392,16 +403,7 @@
                 <w:rFonts w:hint="default"/>
                 <w:lang w:val="en-US" w:eastAsia="zh-CN"/>
               </w:rPr>
-              <w:t>2026年4月2</w:t>
-            </w:r>
-            <w:bookmarkStart w:id="0" w:name="_GoBack"/>
-            <w:bookmarkEnd w:id="0"/>
-            <w:r>
-              <w:rPr>
-                <w:rFonts w:hint="default"/>
-                <w:lang w:val="en-US" w:eastAsia="zh-CN"/>
-              </w:rPr>
-              <w:t>1日</w:t>
+              <w:t>2026年4月21日</w:t>
             </w:r>
           </w:p>
         </w:tc>
@@ -416,7 +418,7 @@
             <w:insideH w:val="none" w:color="auto" w:sz="0" w:space="0"/>
             <w:insideV w:val="none" w:color="auto" w:sz="0" w:space="0"/>
           </w:tblBorders>
-          <w:shd w:val="clear"/>
+          <w:shd w:val="clear" w:color="auto" w:fill="auto"/>
           <w:tblCellMar>
             <w:top w:w="15" w:type="dxa"/>
             <w:left w:w="15" w:type="dxa"/>
@@ -431,7 +433,7 @@
               <w:top w:val="single" w:color="auto" w:sz="4" w:space="0"/>
               <w:bottom w:val="single" w:color="auto" w:sz="4" w:space="0"/>
             </w:tcBorders>
-            <w:shd w:val="clear"/>
+            <w:shd w:val="clear" w:color="auto" w:fill="auto"/>
             <w:tcMar>
               <w:top w:w="150" w:type="dxa"/>
               <w:left w:w="0" w:type="dxa"/>
@@ -477,7 +479,7 @@
               <w:top w:val="single" w:color="auto" w:sz="4" w:space="0"/>
               <w:bottom w:val="single" w:color="auto" w:sz="4" w:space="0"/>
             </w:tcBorders>
-            <w:shd w:val="clear"/>
+            <w:shd w:val="clear" w:color="auto" w:fill="auto"/>
             <w:tcMar>
               <w:top w:w="150" w:type="dxa"/>
               <w:left w:w="240" w:type="dxa"/>
@@ -527,7 +529,7 @@
             <w:insideH w:val="none" w:color="auto" w:sz="0" w:space="0"/>
             <w:insideV w:val="none" w:color="auto" w:sz="0" w:space="0"/>
           </w:tblBorders>
-          <w:shd w:val="clear"/>
+          <w:shd w:val="clear" w:color="auto" w:fill="auto"/>
           <w:tblCellMar>
             <w:top w:w="15" w:type="dxa"/>
             <w:left w:w="15" w:type="dxa"/>
@@ -542,7 +544,7 @@
               <w:top w:val="single" w:color="auto" w:sz="4" w:space="0"/>
               <w:bottom w:val="single" w:color="auto" w:sz="4" w:space="0"/>
             </w:tcBorders>
-            <w:shd w:val="clear"/>
+            <w:shd w:val="clear" w:color="auto" w:fill="auto"/>
             <w:tcMar>
               <w:top w:w="150" w:type="dxa"/>
               <w:left w:w="0" w:type="dxa"/>
@@ -588,7 +590,7 @@
               <w:top w:val="single" w:color="auto" w:sz="4" w:space="0"/>
               <w:bottom w:val="single" w:color="auto" w:sz="4" w:space="0"/>
             </w:tcBorders>
-            <w:shd w:val="clear"/>
+            <w:shd w:val="clear" w:color="auto" w:fill="auto"/>
             <w:tcMar>
               <w:top w:w="150" w:type="dxa"/>
               <w:left w:w="240" w:type="dxa"/>
@@ -725,6 +727,7 @@
     </w:p>
     <w:tbl>
       <w:tblPr>
+        <w:tblStyle w:val="12"/>
         <w:tblW w:w="5307" w:type="pct"/>
         <w:tblInd w:w="0" w:type="dxa"/>
         <w:tblBorders>
@@ -735,7 +738,7 @@
           <w:insideH w:val="single" w:color="auto" w:sz="4" w:space="0"/>
           <w:insideV w:val="single" w:color="auto" w:sz="4" w:space="0"/>
         </w:tblBorders>
-        <w:shd w:val="clear"/>
+        <w:shd w:val="clear" w:color="auto" w:fill="auto"/>
         <w:tblLayout w:type="autofit"/>
         <w:tblCellMar>
           <w:top w:w="15" w:type="dxa"/>
@@ -759,7 +762,7 @@
             <w:insideH w:val="single" w:color="auto" w:sz="4" w:space="0"/>
             <w:insideV w:val="single" w:color="auto" w:sz="4" w:space="0"/>
           </w:tblBorders>
-          <w:shd w:val="clear"/>
+          <w:shd w:val="clear" w:color="auto" w:fill="auto"/>
           <w:tblCellMar>
             <w:top w:w="15" w:type="dxa"/>
             <w:left w:w="15" w:type="dxa"/>
@@ -773,7 +776,7 @@
         <w:tc>
           <w:tcPr>
             <w:tcW w:w="584" w:type="pct"/>
-            <w:shd w:val="clear"/>
+            <w:shd w:val="clear" w:color="auto" w:fill="auto"/>
             <w:tcMar>
               <w:top w:w="150" w:type="dxa"/>
               <w:left w:w="0" w:type="dxa"/>
@@ -815,7 +818,7 @@
         <w:tc>
           <w:tcPr>
             <w:tcW w:w="3510" w:type="pct"/>
-            <w:shd w:val="clear"/>
+            <w:shd w:val="clear" w:color="auto" w:fill="auto"/>
             <w:tcMar>
               <w:top w:w="150" w:type="dxa"/>
               <w:left w:w="240" w:type="dxa"/>
@@ -857,7 +860,7 @@
         <w:tc>
           <w:tcPr>
             <w:tcW w:w="905" w:type="pct"/>
-            <w:shd w:val="clear"/>
+            <w:shd w:val="clear" w:color="auto" w:fill="auto"/>
             <w:tcMar>
               <w:top w:w="150" w:type="dxa"/>
               <w:left w:w="240" w:type="dxa"/>
@@ -893,731 +896,6 @@
                 <w:lang w:val="en-US" w:eastAsia="zh-CN"/>
               </w:rPr>
               <w:t>工作量增加</w:t>
-            </w:r>
-          </w:p>
-        </w:tc>
-      </w:tr>
-      <w:tr>
-        <w:tblPrEx>
-          <w:tblBorders>
-            <w:top w:val="single" w:color="auto" w:sz="4" w:space="0"/>
-            <w:left w:val="single" w:color="auto" w:sz="4" w:space="0"/>
-            <w:bottom w:val="single" w:color="auto" w:sz="4" w:space="0"/>
-            <w:right w:val="single" w:color="auto" w:sz="4" w:space="0"/>
-            <w:insideH w:val="single" w:color="auto" w:sz="4" w:space="0"/>
-            <w:insideV w:val="single" w:color="auto" w:sz="4" w:space="0"/>
-          </w:tblBorders>
-          <w:shd w:val="clear"/>
-          <w:tblCellMar>
-            <w:top w:w="15" w:type="dxa"/>
-            <w:left w:w="15" w:type="dxa"/>
-            <w:bottom w:w="15" w:type="dxa"/>
-            <w:right w:w="15" w:type="dxa"/>
-          </w:tblCellMar>
-        </w:tblPrEx>
-        <w:tc>
-          <w:tcPr>
-            <w:tcW w:w="584" w:type="pct"/>
-            <w:shd w:val="clear"/>
-            <w:tcMar>
-              <w:top w:w="150" w:type="dxa"/>
-              <w:left w:w="0" w:type="dxa"/>
-              <w:bottom w:w="150" w:type="dxa"/>
-              <w:right w:w="240" w:type="dxa"/>
-            </w:tcMar>
-            <w:vAlign w:val="center"/>
-          </w:tcPr>
-          <w:p>
-            <w:pPr>
-              <w:keepNext w:val="0"/>
-              <w:keepLines w:val="0"/>
-              <w:pageBreakBefore w:val="0"/>
-              <w:widowControl w:val="0"/>
-              <w:kinsoku/>
-              <w:wordWrap/>
-              <w:overflowPunct/>
-              <w:topLinePunct w:val="0"/>
-              <w:autoSpaceDE/>
-              <w:autoSpaceDN/>
-              <w:bidi w:val="0"/>
-              <w:adjustRightInd/>
-              <w:snapToGrid/>
-              <w:spacing w:beforeAutospacing="0" w:afterAutospacing="0" w:line="360" w:lineRule="auto"/>
-              <w:textAlignment w:val="auto"/>
-              <w:rPr>
-                <w:rFonts w:hint="default"/>
-              </w:rPr>
-            </w:pPr>
-            <w:r>
-              <w:rPr>
-                <w:rFonts w:hint="default"/>
-                <w:lang w:val="en-US" w:eastAsia="zh-CN"/>
-              </w:rPr>
-              <w:t>技术架构</w:t>
-            </w:r>
-          </w:p>
-        </w:tc>
-        <w:tc>
-          <w:tcPr>
-            <w:tcW w:w="3510" w:type="pct"/>
-            <w:shd w:val="clear"/>
-            <w:tcMar>
-              <w:top w:w="150" w:type="dxa"/>
-              <w:left w:w="240" w:type="dxa"/>
-              <w:bottom w:w="150" w:type="dxa"/>
-              <w:right w:w="240" w:type="dxa"/>
-            </w:tcMar>
-            <w:vAlign w:val="center"/>
-          </w:tcPr>
-          <w:p>
-            <w:pPr>
-              <w:keepNext w:val="0"/>
-              <w:keepLines w:val="0"/>
-              <w:pageBreakBefore w:val="0"/>
-              <w:widowControl w:val="0"/>
-              <w:kinsoku/>
-              <w:wordWrap/>
-              <w:overflowPunct/>
-              <w:topLinePunct w:val="0"/>
-              <w:autoSpaceDE/>
-              <w:autoSpaceDN/>
-              <w:bidi w:val="0"/>
-              <w:adjustRightInd/>
-              <w:snapToGrid/>
-              <w:spacing w:beforeAutospacing="0" w:afterAutospacing="0" w:line="360" w:lineRule="auto"/>
-              <w:textAlignment w:val="auto"/>
-              <w:rPr>
-                <w:rFonts w:hint="default"/>
-              </w:rPr>
-            </w:pPr>
-            <w:r>
-              <w:rPr>
-                <w:rFonts w:hint="default"/>
-                <w:lang w:val="en-US" w:eastAsia="zh-CN"/>
-              </w:rPr>
-              <w:t>需要增加移动端框架（可选：uni-app / React Native / Flutter），建议采用uni-app复用部分Web代码</w:t>
-            </w:r>
-          </w:p>
-        </w:tc>
-        <w:tc>
-          <w:tcPr>
-            <w:tcW w:w="905" w:type="pct"/>
-            <w:shd w:val="clear"/>
-            <w:tcMar>
-              <w:top w:w="150" w:type="dxa"/>
-              <w:left w:w="240" w:type="dxa"/>
-              <w:bottom w:w="150" w:type="dxa"/>
-              <w:right w:w="0" w:type="dxa"/>
-            </w:tcMar>
-            <w:vAlign w:val="center"/>
-          </w:tcPr>
-          <w:p>
-            <w:pPr>
-              <w:keepNext w:val="0"/>
-              <w:keepLines w:val="0"/>
-              <w:pageBreakBefore w:val="0"/>
-              <w:widowControl w:val="0"/>
-              <w:kinsoku/>
-              <w:wordWrap/>
-              <w:overflowPunct/>
-              <w:topLinePunct w:val="0"/>
-              <w:autoSpaceDE/>
-              <w:autoSpaceDN/>
-              <w:bidi w:val="0"/>
-              <w:adjustRightInd/>
-              <w:snapToGrid/>
-              <w:spacing w:beforeAutospacing="0" w:afterAutospacing="0" w:line="360" w:lineRule="auto"/>
-              <w:textAlignment w:val="auto"/>
-              <w:rPr>
-                <w:rFonts w:hint="default"/>
-              </w:rPr>
-            </w:pPr>
-            <w:r>
-              <w:rPr>
-                <w:rFonts w:hint="default"/>
-                <w:lang w:val="en-US" w:eastAsia="zh-CN"/>
-              </w:rPr>
-              <w:t>1人天（选型）</w:t>
-            </w:r>
-          </w:p>
-        </w:tc>
-      </w:tr>
-      <w:tr>
-        <w:tblPrEx>
-          <w:tblBorders>
-            <w:top w:val="single" w:color="auto" w:sz="4" w:space="0"/>
-            <w:left w:val="single" w:color="auto" w:sz="4" w:space="0"/>
-            <w:bottom w:val="single" w:color="auto" w:sz="4" w:space="0"/>
-            <w:right w:val="single" w:color="auto" w:sz="4" w:space="0"/>
-            <w:insideH w:val="single" w:color="auto" w:sz="4" w:space="0"/>
-            <w:insideV w:val="single" w:color="auto" w:sz="4" w:space="0"/>
-          </w:tblBorders>
-          <w:shd w:val="clear"/>
-          <w:tblCellMar>
-            <w:top w:w="15" w:type="dxa"/>
-            <w:left w:w="15" w:type="dxa"/>
-            <w:bottom w:w="15" w:type="dxa"/>
-            <w:right w:w="15" w:type="dxa"/>
-          </w:tblCellMar>
-        </w:tblPrEx>
-        <w:tc>
-          <w:tcPr>
-            <w:tcW w:w="584" w:type="pct"/>
-            <w:shd w:val="clear"/>
-            <w:tcMar>
-              <w:top w:w="150" w:type="dxa"/>
-              <w:left w:w="0" w:type="dxa"/>
-              <w:bottom w:w="150" w:type="dxa"/>
-              <w:right w:w="240" w:type="dxa"/>
-            </w:tcMar>
-            <w:vAlign w:val="center"/>
-          </w:tcPr>
-          <w:p>
-            <w:pPr>
-              <w:keepNext w:val="0"/>
-              <w:keepLines w:val="0"/>
-              <w:pageBreakBefore w:val="0"/>
-              <w:widowControl w:val="0"/>
-              <w:kinsoku/>
-              <w:wordWrap/>
-              <w:overflowPunct/>
-              <w:topLinePunct w:val="0"/>
-              <w:autoSpaceDE/>
-              <w:autoSpaceDN/>
-              <w:bidi w:val="0"/>
-              <w:adjustRightInd/>
-              <w:snapToGrid/>
-              <w:spacing w:beforeAutospacing="0" w:afterAutospacing="0" w:line="360" w:lineRule="auto"/>
-              <w:textAlignment w:val="auto"/>
-              <w:rPr>
-                <w:rFonts w:hint="default"/>
-              </w:rPr>
-            </w:pPr>
-            <w:r>
-              <w:rPr>
-                <w:rFonts w:hint="default"/>
-                <w:lang w:val="en-US" w:eastAsia="zh-CN"/>
-              </w:rPr>
-              <w:t>后端接口</w:t>
-            </w:r>
-          </w:p>
-        </w:tc>
-        <w:tc>
-          <w:tcPr>
-            <w:tcW w:w="3510" w:type="pct"/>
-            <w:shd w:val="clear"/>
-            <w:tcMar>
-              <w:top w:w="150" w:type="dxa"/>
-              <w:left w:w="240" w:type="dxa"/>
-              <w:bottom w:w="150" w:type="dxa"/>
-              <w:right w:w="240" w:type="dxa"/>
-            </w:tcMar>
-            <w:vAlign w:val="center"/>
-          </w:tcPr>
-          <w:p>
-            <w:pPr>
-              <w:keepNext w:val="0"/>
-              <w:keepLines w:val="0"/>
-              <w:pageBreakBefore w:val="0"/>
-              <w:widowControl w:val="0"/>
-              <w:kinsoku/>
-              <w:wordWrap/>
-              <w:overflowPunct/>
-              <w:topLinePunct w:val="0"/>
-              <w:autoSpaceDE/>
-              <w:autoSpaceDN/>
-              <w:bidi w:val="0"/>
-              <w:adjustRightInd/>
-              <w:snapToGrid/>
-              <w:spacing w:beforeAutospacing="0" w:afterAutospacing="0" w:line="360" w:lineRule="auto"/>
-              <w:textAlignment w:val="auto"/>
-              <w:rPr>
-                <w:rFonts w:hint="default"/>
-              </w:rPr>
-            </w:pPr>
-            <w:r>
-              <w:rPr>
-                <w:rFonts w:hint="default"/>
-                <w:lang w:val="en-US" w:eastAsia="zh-CN"/>
-              </w:rPr>
-              <w:t>现有接口基本可复用，需增加移动端专属接口：设备绑定、消息推送（可选）</w:t>
-            </w:r>
-          </w:p>
-        </w:tc>
-        <w:tc>
-          <w:tcPr>
-            <w:tcW w:w="905" w:type="pct"/>
-            <w:shd w:val="clear"/>
-            <w:tcMar>
-              <w:top w:w="150" w:type="dxa"/>
-              <w:left w:w="240" w:type="dxa"/>
-              <w:bottom w:w="150" w:type="dxa"/>
-              <w:right w:w="0" w:type="dxa"/>
-            </w:tcMar>
-            <w:vAlign w:val="center"/>
-          </w:tcPr>
-          <w:p>
-            <w:pPr>
-              <w:keepNext w:val="0"/>
-              <w:keepLines w:val="0"/>
-              <w:pageBreakBefore w:val="0"/>
-              <w:widowControl w:val="0"/>
-              <w:kinsoku/>
-              <w:wordWrap/>
-              <w:overflowPunct/>
-              <w:topLinePunct w:val="0"/>
-              <w:autoSpaceDE/>
-              <w:autoSpaceDN/>
-              <w:bidi w:val="0"/>
-              <w:adjustRightInd/>
-              <w:snapToGrid/>
-              <w:spacing w:beforeAutospacing="0" w:afterAutospacing="0" w:line="360" w:lineRule="auto"/>
-              <w:textAlignment w:val="auto"/>
-              <w:rPr>
-                <w:rFonts w:hint="default"/>
-              </w:rPr>
-            </w:pPr>
-            <w:r>
-              <w:rPr>
-                <w:rFonts w:hint="default"/>
-                <w:lang w:val="en-US" w:eastAsia="zh-CN"/>
-              </w:rPr>
-              <w:t>2人天</w:t>
-            </w:r>
-          </w:p>
-        </w:tc>
-      </w:tr>
-      <w:tr>
-        <w:tblPrEx>
-          <w:tblBorders>
-            <w:top w:val="single" w:color="auto" w:sz="4" w:space="0"/>
-            <w:left w:val="single" w:color="auto" w:sz="4" w:space="0"/>
-            <w:bottom w:val="single" w:color="auto" w:sz="4" w:space="0"/>
-            <w:right w:val="single" w:color="auto" w:sz="4" w:space="0"/>
-            <w:insideH w:val="single" w:color="auto" w:sz="4" w:space="0"/>
-            <w:insideV w:val="single" w:color="auto" w:sz="4" w:space="0"/>
-          </w:tblBorders>
-          <w:shd w:val="clear"/>
-          <w:tblCellMar>
-            <w:top w:w="15" w:type="dxa"/>
-            <w:left w:w="15" w:type="dxa"/>
-            <w:bottom w:w="15" w:type="dxa"/>
-            <w:right w:w="15" w:type="dxa"/>
-          </w:tblCellMar>
-        </w:tblPrEx>
-        <w:tc>
-          <w:tcPr>
-            <w:tcW w:w="584" w:type="pct"/>
-            <w:shd w:val="clear"/>
-            <w:tcMar>
-              <w:top w:w="150" w:type="dxa"/>
-              <w:left w:w="0" w:type="dxa"/>
-              <w:bottom w:w="150" w:type="dxa"/>
-              <w:right w:w="240" w:type="dxa"/>
-            </w:tcMar>
-            <w:vAlign w:val="center"/>
-          </w:tcPr>
-          <w:p>
-            <w:pPr>
-              <w:keepNext w:val="0"/>
-              <w:keepLines w:val="0"/>
-              <w:pageBreakBefore w:val="0"/>
-              <w:widowControl w:val="0"/>
-              <w:kinsoku/>
-              <w:wordWrap/>
-              <w:overflowPunct/>
-              <w:topLinePunct w:val="0"/>
-              <w:autoSpaceDE/>
-              <w:autoSpaceDN/>
-              <w:bidi w:val="0"/>
-              <w:adjustRightInd/>
-              <w:snapToGrid/>
-              <w:spacing w:beforeAutospacing="0" w:afterAutospacing="0" w:line="360" w:lineRule="auto"/>
-              <w:textAlignment w:val="auto"/>
-              <w:rPr>
-                <w:rFonts w:hint="default"/>
-              </w:rPr>
-            </w:pPr>
-            <w:r>
-              <w:rPr>
-                <w:rFonts w:hint="default"/>
-                <w:lang w:val="en-US" w:eastAsia="zh-CN"/>
-              </w:rPr>
-              <w:t>移动端开发</w:t>
-            </w:r>
-          </w:p>
-        </w:tc>
-        <w:tc>
-          <w:tcPr>
-            <w:tcW w:w="3510" w:type="pct"/>
-            <w:shd w:val="clear"/>
-            <w:tcMar>
-              <w:top w:w="150" w:type="dxa"/>
-              <w:left w:w="240" w:type="dxa"/>
-              <w:bottom w:w="150" w:type="dxa"/>
-              <w:right w:w="240" w:type="dxa"/>
-            </w:tcMar>
-            <w:vAlign w:val="center"/>
-          </w:tcPr>
-          <w:p>
-            <w:pPr>
-              <w:keepNext w:val="0"/>
-              <w:keepLines w:val="0"/>
-              <w:pageBreakBefore w:val="0"/>
-              <w:widowControl w:val="0"/>
-              <w:kinsoku/>
-              <w:wordWrap/>
-              <w:overflowPunct/>
-              <w:topLinePunct w:val="0"/>
-              <w:autoSpaceDE/>
-              <w:autoSpaceDN/>
-              <w:bidi w:val="0"/>
-              <w:adjustRightInd/>
-              <w:snapToGrid/>
-              <w:spacing w:beforeAutospacing="0" w:afterAutospacing="0" w:line="360" w:lineRule="auto"/>
-              <w:textAlignment w:val="auto"/>
-              <w:rPr>
-                <w:rFonts w:hint="default"/>
-              </w:rPr>
-            </w:pPr>
-            <w:r>
-              <w:rPr>
-                <w:rFonts w:hint="default"/>
-                <w:lang w:val="en-US" w:eastAsia="zh-CN"/>
-              </w:rPr>
-              <w:t>企业核心功能：登录、备案信息、数据填报、数据查询、通知浏览</w:t>
-            </w:r>
-          </w:p>
-        </w:tc>
-        <w:tc>
-          <w:tcPr>
-            <w:tcW w:w="905" w:type="pct"/>
-            <w:shd w:val="clear"/>
-            <w:tcMar>
-              <w:top w:w="150" w:type="dxa"/>
-              <w:left w:w="240" w:type="dxa"/>
-              <w:bottom w:w="150" w:type="dxa"/>
-              <w:right w:w="0" w:type="dxa"/>
-            </w:tcMar>
-            <w:vAlign w:val="center"/>
-          </w:tcPr>
-          <w:p>
-            <w:pPr>
-              <w:keepNext w:val="0"/>
-              <w:keepLines w:val="0"/>
-              <w:pageBreakBefore w:val="0"/>
-              <w:widowControl w:val="0"/>
-              <w:kinsoku/>
-              <w:wordWrap/>
-              <w:overflowPunct/>
-              <w:topLinePunct w:val="0"/>
-              <w:autoSpaceDE/>
-              <w:autoSpaceDN/>
-              <w:bidi w:val="0"/>
-              <w:adjustRightInd/>
-              <w:snapToGrid/>
-              <w:spacing w:beforeAutospacing="0" w:afterAutospacing="0" w:line="360" w:lineRule="auto"/>
-              <w:textAlignment w:val="auto"/>
-              <w:rPr>
-                <w:rFonts w:hint="default"/>
-              </w:rPr>
-            </w:pPr>
-            <w:r>
-              <w:rPr>
-                <w:rFonts w:hint="default"/>
-                <w:lang w:val="en-US" w:eastAsia="zh-CN"/>
-              </w:rPr>
-              <w:t>10人天</w:t>
-            </w:r>
-          </w:p>
-        </w:tc>
-      </w:tr>
-      <w:tr>
-        <w:tblPrEx>
-          <w:tblBorders>
-            <w:top w:val="single" w:color="auto" w:sz="4" w:space="0"/>
-            <w:left w:val="single" w:color="auto" w:sz="4" w:space="0"/>
-            <w:bottom w:val="single" w:color="auto" w:sz="4" w:space="0"/>
-            <w:right w:val="single" w:color="auto" w:sz="4" w:space="0"/>
-            <w:insideH w:val="single" w:color="auto" w:sz="4" w:space="0"/>
-            <w:insideV w:val="single" w:color="auto" w:sz="4" w:space="0"/>
-          </w:tblBorders>
-          <w:shd w:val="clear"/>
-          <w:tblCellMar>
-            <w:top w:w="15" w:type="dxa"/>
-            <w:left w:w="15" w:type="dxa"/>
-            <w:bottom w:w="15" w:type="dxa"/>
-            <w:right w:w="15" w:type="dxa"/>
-          </w:tblCellMar>
-        </w:tblPrEx>
-        <w:tc>
-          <w:tcPr>
-            <w:tcW w:w="584" w:type="pct"/>
-            <w:shd w:val="clear"/>
-            <w:tcMar>
-              <w:top w:w="150" w:type="dxa"/>
-              <w:left w:w="0" w:type="dxa"/>
-              <w:bottom w:w="150" w:type="dxa"/>
-              <w:right w:w="240" w:type="dxa"/>
-            </w:tcMar>
-            <w:vAlign w:val="center"/>
-          </w:tcPr>
-          <w:p>
-            <w:pPr>
-              <w:keepNext w:val="0"/>
-              <w:keepLines w:val="0"/>
-              <w:pageBreakBefore w:val="0"/>
-              <w:widowControl w:val="0"/>
-              <w:kinsoku/>
-              <w:wordWrap/>
-              <w:overflowPunct/>
-              <w:topLinePunct w:val="0"/>
-              <w:autoSpaceDE/>
-              <w:autoSpaceDN/>
-              <w:bidi w:val="0"/>
-              <w:adjustRightInd/>
-              <w:snapToGrid/>
-              <w:spacing w:beforeAutospacing="0" w:afterAutospacing="0" w:line="360" w:lineRule="auto"/>
-              <w:textAlignment w:val="auto"/>
-              <w:rPr>
-                <w:rFonts w:hint="default"/>
-              </w:rPr>
-            </w:pPr>
-            <w:r>
-              <w:rPr>
-                <w:rFonts w:hint="default"/>
-                <w:lang w:val="en-US" w:eastAsia="zh-CN"/>
-              </w:rPr>
-              <w:t>UI/UX设计</w:t>
-            </w:r>
-          </w:p>
-        </w:tc>
-        <w:tc>
-          <w:tcPr>
-            <w:tcW w:w="3510" w:type="pct"/>
-            <w:shd w:val="clear"/>
-            <w:tcMar>
-              <w:top w:w="150" w:type="dxa"/>
-              <w:left w:w="240" w:type="dxa"/>
-              <w:bottom w:w="150" w:type="dxa"/>
-              <w:right w:w="240" w:type="dxa"/>
-            </w:tcMar>
-            <w:vAlign w:val="center"/>
-          </w:tcPr>
-          <w:p>
-            <w:pPr>
-              <w:keepNext w:val="0"/>
-              <w:keepLines w:val="0"/>
-              <w:pageBreakBefore w:val="0"/>
-              <w:widowControl w:val="0"/>
-              <w:kinsoku/>
-              <w:wordWrap/>
-              <w:overflowPunct/>
-              <w:topLinePunct w:val="0"/>
-              <w:autoSpaceDE/>
-              <w:autoSpaceDN/>
-              <w:bidi w:val="0"/>
-              <w:adjustRightInd/>
-              <w:snapToGrid/>
-              <w:spacing w:beforeAutospacing="0" w:afterAutospacing="0" w:line="360" w:lineRule="auto"/>
-              <w:textAlignment w:val="auto"/>
-              <w:rPr>
-                <w:rFonts w:hint="default"/>
-              </w:rPr>
-            </w:pPr>
-            <w:r>
-              <w:rPr>
-                <w:rFonts w:hint="default"/>
-                <w:lang w:val="en-US" w:eastAsia="zh-CN"/>
-              </w:rPr>
-              <w:t>移动端适配设计（尺寸、交互）</w:t>
-            </w:r>
-          </w:p>
-        </w:tc>
-        <w:tc>
-          <w:tcPr>
-            <w:tcW w:w="905" w:type="pct"/>
-            <w:shd w:val="clear"/>
-            <w:tcMar>
-              <w:top w:w="150" w:type="dxa"/>
-              <w:left w:w="240" w:type="dxa"/>
-              <w:bottom w:w="150" w:type="dxa"/>
-              <w:right w:w="0" w:type="dxa"/>
-            </w:tcMar>
-            <w:vAlign w:val="center"/>
-          </w:tcPr>
-          <w:p>
-            <w:pPr>
-              <w:keepNext w:val="0"/>
-              <w:keepLines w:val="0"/>
-              <w:pageBreakBefore w:val="0"/>
-              <w:widowControl w:val="0"/>
-              <w:kinsoku/>
-              <w:wordWrap/>
-              <w:overflowPunct/>
-              <w:topLinePunct w:val="0"/>
-              <w:autoSpaceDE/>
-              <w:autoSpaceDN/>
-              <w:bidi w:val="0"/>
-              <w:adjustRightInd/>
-              <w:snapToGrid/>
-              <w:spacing w:beforeAutospacing="0" w:afterAutospacing="0" w:line="360" w:lineRule="auto"/>
-              <w:textAlignment w:val="auto"/>
-              <w:rPr>
-                <w:rFonts w:hint="default"/>
-              </w:rPr>
-            </w:pPr>
-            <w:r>
-              <w:rPr>
-                <w:rFonts w:hint="default"/>
-                <w:lang w:val="en-US" w:eastAsia="zh-CN"/>
-              </w:rPr>
-              <w:t>2人天</w:t>
-            </w:r>
-          </w:p>
-        </w:tc>
-      </w:tr>
-      <w:tr>
-        <w:tblPrEx>
-          <w:tblBorders>
-            <w:top w:val="single" w:color="auto" w:sz="4" w:space="0"/>
-            <w:left w:val="single" w:color="auto" w:sz="4" w:space="0"/>
-            <w:bottom w:val="single" w:color="auto" w:sz="4" w:space="0"/>
-            <w:right w:val="single" w:color="auto" w:sz="4" w:space="0"/>
-            <w:insideH w:val="single" w:color="auto" w:sz="4" w:space="0"/>
-            <w:insideV w:val="single" w:color="auto" w:sz="4" w:space="0"/>
-          </w:tblBorders>
-          <w:shd w:val="clear"/>
-          <w:tblCellMar>
-            <w:top w:w="15" w:type="dxa"/>
-            <w:left w:w="15" w:type="dxa"/>
-            <w:bottom w:w="15" w:type="dxa"/>
-            <w:right w:w="15" w:type="dxa"/>
-          </w:tblCellMar>
-        </w:tblPrEx>
-        <w:tc>
-          <w:tcPr>
-            <w:tcW w:w="584" w:type="pct"/>
-            <w:shd w:val="clear"/>
-            <w:tcMar>
-              <w:top w:w="150" w:type="dxa"/>
-              <w:left w:w="0" w:type="dxa"/>
-              <w:bottom w:w="150" w:type="dxa"/>
-              <w:right w:w="240" w:type="dxa"/>
-            </w:tcMar>
-            <w:vAlign w:val="center"/>
-          </w:tcPr>
-          <w:p>
-            <w:pPr>
-              <w:keepNext w:val="0"/>
-              <w:keepLines w:val="0"/>
-              <w:pageBreakBefore w:val="0"/>
-              <w:widowControl w:val="0"/>
-              <w:kinsoku/>
-              <w:wordWrap/>
-              <w:overflowPunct/>
-              <w:topLinePunct w:val="0"/>
-              <w:autoSpaceDE/>
-              <w:autoSpaceDN/>
-              <w:bidi w:val="0"/>
-              <w:adjustRightInd/>
-              <w:snapToGrid/>
-              <w:spacing w:beforeAutospacing="0" w:afterAutospacing="0" w:line="360" w:lineRule="auto"/>
-              <w:textAlignment w:val="auto"/>
-              <w:rPr>
-                <w:rFonts w:hint="default"/>
-              </w:rPr>
-            </w:pPr>
-            <w:r>
-              <w:rPr>
-                <w:rFonts w:hint="default"/>
-                <w:lang w:val="en-US" w:eastAsia="zh-CN"/>
-              </w:rPr>
-              <w:t>测试</w:t>
-            </w:r>
-          </w:p>
-        </w:tc>
-        <w:tc>
-          <w:tcPr>
-            <w:tcW w:w="3510" w:type="pct"/>
-            <w:shd w:val="clear"/>
-            <w:tcMar>
-              <w:top w:w="150" w:type="dxa"/>
-              <w:left w:w="240" w:type="dxa"/>
-              <w:bottom w:w="150" w:type="dxa"/>
-              <w:right w:w="240" w:type="dxa"/>
-            </w:tcMar>
-            <w:vAlign w:val="center"/>
-          </w:tcPr>
-          <w:p>
-            <w:pPr>
-              <w:keepNext w:val="0"/>
-              <w:keepLines w:val="0"/>
-              <w:pageBreakBefore w:val="0"/>
-              <w:widowControl w:val="0"/>
-              <w:kinsoku/>
-              <w:wordWrap/>
-              <w:overflowPunct/>
-              <w:topLinePunct w:val="0"/>
-              <w:autoSpaceDE/>
-              <w:autoSpaceDN/>
-              <w:bidi w:val="0"/>
-              <w:adjustRightInd/>
-              <w:snapToGrid/>
-              <w:spacing w:beforeAutospacing="0" w:afterAutospacing="0" w:line="360" w:lineRule="auto"/>
-              <w:textAlignment w:val="auto"/>
-              <w:rPr>
-                <w:rFonts w:hint="default"/>
-              </w:rPr>
-            </w:pPr>
-            <w:r>
-              <w:rPr>
-                <w:rFonts w:hint="default"/>
-                <w:lang w:val="en-US" w:eastAsia="zh-CN"/>
-              </w:rPr>
-              <w:t>移动端兼容性测试（iOS/Android主流机型）</w:t>
-            </w:r>
-          </w:p>
-        </w:tc>
-        <w:tc>
-          <w:tcPr>
-            <w:tcW w:w="905" w:type="pct"/>
-            <w:shd w:val="clear"/>
-            <w:tcMar>
-              <w:top w:w="150" w:type="dxa"/>
-              <w:left w:w="240" w:type="dxa"/>
-              <w:bottom w:w="150" w:type="dxa"/>
-              <w:right w:w="0" w:type="dxa"/>
-            </w:tcMar>
-            <w:vAlign w:val="center"/>
-          </w:tcPr>
-          <w:p>
-            <w:pPr>
-              <w:keepNext w:val="0"/>
-              <w:keepLines w:val="0"/>
-              <w:pageBreakBefore w:val="0"/>
-              <w:widowControl w:val="0"/>
-              <w:kinsoku/>
-              <w:wordWrap/>
-              <w:overflowPunct/>
-              <w:topLinePunct w:val="0"/>
-              <w:autoSpaceDE/>
-              <w:autoSpaceDN/>
-              <w:bidi w:val="0"/>
-              <w:adjustRightInd/>
-              <w:snapToGrid/>
-              <w:spacing w:beforeAutospacing="0" w:afterAutospacing="0" w:line="360" w:lineRule="auto"/>
-              <w:textAlignment w:val="auto"/>
-              <w:rPr>
-                <w:rFonts w:hint="default"/>
-              </w:rPr>
-            </w:pPr>
-            <w:r>
-              <w:rPr>
-                <w:rFonts w:hint="default"/>
-                <w:lang w:val="en-US" w:eastAsia="zh-CN"/>
-              </w:rPr>
-              <w:t>3人天</w:t>
             </w:r>
           </w:p>
         </w:tc>
@@ -1642,7 +920,7 @@
         <w:tc>
           <w:tcPr>
             <w:tcW w:w="584" w:type="pct"/>
-            <w:shd w:val="clear"/>
+            <w:shd w:val="clear" w:color="auto" w:fill="auto"/>
             <w:tcMar>
               <w:top w:w="150" w:type="dxa"/>
               <w:left w:w="0" w:type="dxa"/>
@@ -1677,14 +955,14 @@
                 <w:rFonts w:hint="default"/>
                 <w:lang w:val="en-US" w:eastAsia="zh-CN"/>
               </w:rPr>
-              <w:t>文档</w:t>
+              <w:t>技术架构</w:t>
             </w:r>
           </w:p>
         </w:tc>
         <w:tc>
           <w:tcPr>
             <w:tcW w:w="3510" w:type="pct"/>
-            <w:shd w:val="clear"/>
+            <w:shd w:val="clear" w:color="auto" w:fill="auto"/>
             <w:tcMar>
               <w:top w:w="150" w:type="dxa"/>
               <w:left w:w="240" w:type="dxa"/>
@@ -1719,14 +997,14 @@
                 <w:rFonts w:hint="default"/>
                 <w:lang w:val="en-US" w:eastAsia="zh-CN"/>
               </w:rPr>
-              <w:t>更新用户手册，增加移动端操作说明</w:t>
+              <w:t>需要增加移动端框架（可选：uni-app / React Native / Flutter），建议采用uni-app复用部分Web代码</w:t>
             </w:r>
           </w:p>
         </w:tc>
         <w:tc>
           <w:tcPr>
             <w:tcW w:w="905" w:type="pct"/>
-            <w:shd w:val="clear"/>
+            <w:shd w:val="clear" w:color="auto" w:fill="auto"/>
             <w:tcMar>
               <w:top w:w="150" w:type="dxa"/>
               <w:left w:w="240" w:type="dxa"/>
@@ -1761,7 +1039,7 @@
                 <w:rFonts w:hint="default"/>
                 <w:lang w:val="en-US" w:eastAsia="zh-CN"/>
               </w:rPr>
-              <w:t>1人天</w:t>
+              <w:t>1人天（选型）</w:t>
             </w:r>
           </w:p>
         </w:tc>
@@ -1776,7 +1054,7 @@
             <w:insideH w:val="single" w:color="auto" w:sz="4" w:space="0"/>
             <w:insideV w:val="single" w:color="auto" w:sz="4" w:space="0"/>
           </w:tblBorders>
-          <w:shd w:val="clear"/>
+          <w:shd w:val="clear" w:color="auto" w:fill="auto"/>
           <w:tblCellMar>
             <w:top w:w="15" w:type="dxa"/>
             <w:left w:w="15" w:type="dxa"/>
@@ -1787,7 +1065,7 @@
         <w:tc>
           <w:tcPr>
             <w:tcW w:w="584" w:type="pct"/>
-            <w:shd w:val="clear"/>
+            <w:shd w:val="clear" w:color="auto" w:fill="auto"/>
             <w:tcMar>
               <w:top w:w="150" w:type="dxa"/>
               <w:left w:w="0" w:type="dxa"/>
@@ -1822,6 +1100,728 @@
                 <w:rFonts w:hint="default"/>
                 <w:lang w:val="en-US" w:eastAsia="zh-CN"/>
               </w:rPr>
+              <w:t>后端接口</w:t>
+            </w:r>
+          </w:p>
+        </w:tc>
+        <w:tc>
+          <w:tcPr>
+            <w:tcW w:w="3510" w:type="pct"/>
+            <w:shd w:val="clear" w:color="auto" w:fill="auto"/>
+            <w:tcMar>
+              <w:top w:w="150" w:type="dxa"/>
+              <w:left w:w="240" w:type="dxa"/>
+              <w:bottom w:w="150" w:type="dxa"/>
+              <w:right w:w="240" w:type="dxa"/>
+            </w:tcMar>
+            <w:vAlign w:val="center"/>
+          </w:tcPr>
+          <w:p>
+            <w:pPr>
+              <w:keepNext w:val="0"/>
+              <w:keepLines w:val="0"/>
+              <w:pageBreakBefore w:val="0"/>
+              <w:widowControl w:val="0"/>
+              <w:kinsoku/>
+              <w:wordWrap/>
+              <w:overflowPunct/>
+              <w:topLinePunct w:val="0"/>
+              <w:autoSpaceDE/>
+              <w:autoSpaceDN/>
+              <w:bidi w:val="0"/>
+              <w:adjustRightInd/>
+              <w:snapToGrid/>
+              <w:spacing w:beforeAutospacing="0" w:afterAutospacing="0" w:line="360" w:lineRule="auto"/>
+              <w:textAlignment w:val="auto"/>
+              <w:rPr>
+                <w:rFonts w:hint="default"/>
+              </w:rPr>
+            </w:pPr>
+            <w:r>
+              <w:rPr>
+                <w:rFonts w:hint="default"/>
+                <w:lang w:val="en-US" w:eastAsia="zh-CN"/>
+              </w:rPr>
+              <w:t>现有接口基本可复用，需增加移动端专属接口：设备绑定、消息推送（可选）</w:t>
+            </w:r>
+          </w:p>
+        </w:tc>
+        <w:tc>
+          <w:tcPr>
+            <w:tcW w:w="905" w:type="pct"/>
+            <w:shd w:val="clear" w:color="auto" w:fill="auto"/>
+            <w:tcMar>
+              <w:top w:w="150" w:type="dxa"/>
+              <w:left w:w="240" w:type="dxa"/>
+              <w:bottom w:w="150" w:type="dxa"/>
+              <w:right w:w="0" w:type="dxa"/>
+            </w:tcMar>
+            <w:vAlign w:val="center"/>
+          </w:tcPr>
+          <w:p>
+            <w:pPr>
+              <w:keepNext w:val="0"/>
+              <w:keepLines w:val="0"/>
+              <w:pageBreakBefore w:val="0"/>
+              <w:widowControl w:val="0"/>
+              <w:kinsoku/>
+              <w:wordWrap/>
+              <w:overflowPunct/>
+              <w:topLinePunct w:val="0"/>
+              <w:autoSpaceDE/>
+              <w:autoSpaceDN/>
+              <w:bidi w:val="0"/>
+              <w:adjustRightInd/>
+              <w:snapToGrid/>
+              <w:spacing w:beforeAutospacing="0" w:afterAutospacing="0" w:line="360" w:lineRule="auto"/>
+              <w:textAlignment w:val="auto"/>
+              <w:rPr>
+                <w:rFonts w:hint="default"/>
+              </w:rPr>
+            </w:pPr>
+            <w:r>
+              <w:rPr>
+                <w:rFonts w:hint="default"/>
+                <w:lang w:val="en-US" w:eastAsia="zh-CN"/>
+              </w:rPr>
+              <w:t>2人天</w:t>
+            </w:r>
+          </w:p>
+        </w:tc>
+      </w:tr>
+      <w:tr>
+        <w:tblPrEx>
+          <w:tblBorders>
+            <w:top w:val="single" w:color="auto" w:sz="4" w:space="0"/>
+            <w:left w:val="single" w:color="auto" w:sz="4" w:space="0"/>
+            <w:bottom w:val="single" w:color="auto" w:sz="4" w:space="0"/>
+            <w:right w:val="single" w:color="auto" w:sz="4" w:space="0"/>
+            <w:insideH w:val="single" w:color="auto" w:sz="4" w:space="0"/>
+            <w:insideV w:val="single" w:color="auto" w:sz="4" w:space="0"/>
+          </w:tblBorders>
+          <w:tblCellMar>
+            <w:top w:w="15" w:type="dxa"/>
+            <w:left w:w="15" w:type="dxa"/>
+            <w:bottom w:w="15" w:type="dxa"/>
+            <w:right w:w="15" w:type="dxa"/>
+          </w:tblCellMar>
+        </w:tblPrEx>
+        <w:tc>
+          <w:tcPr>
+            <w:tcW w:w="584" w:type="pct"/>
+            <w:shd w:val="clear" w:color="auto" w:fill="auto"/>
+            <w:tcMar>
+              <w:top w:w="150" w:type="dxa"/>
+              <w:left w:w="0" w:type="dxa"/>
+              <w:bottom w:w="150" w:type="dxa"/>
+              <w:right w:w="240" w:type="dxa"/>
+            </w:tcMar>
+            <w:vAlign w:val="center"/>
+          </w:tcPr>
+          <w:p>
+            <w:pPr>
+              <w:keepNext w:val="0"/>
+              <w:keepLines w:val="0"/>
+              <w:pageBreakBefore w:val="0"/>
+              <w:widowControl w:val="0"/>
+              <w:kinsoku/>
+              <w:wordWrap/>
+              <w:overflowPunct/>
+              <w:topLinePunct w:val="0"/>
+              <w:autoSpaceDE/>
+              <w:autoSpaceDN/>
+              <w:bidi w:val="0"/>
+              <w:adjustRightInd/>
+              <w:snapToGrid/>
+              <w:spacing w:beforeAutospacing="0" w:afterAutospacing="0" w:line="360" w:lineRule="auto"/>
+              <w:textAlignment w:val="auto"/>
+              <w:rPr>
+                <w:rFonts w:hint="default"/>
+              </w:rPr>
+            </w:pPr>
+            <w:r>
+              <w:rPr>
+                <w:rFonts w:hint="default"/>
+                <w:lang w:val="en-US" w:eastAsia="zh-CN"/>
+              </w:rPr>
+              <w:t>移动端开发</w:t>
+            </w:r>
+          </w:p>
+        </w:tc>
+        <w:tc>
+          <w:tcPr>
+            <w:tcW w:w="3510" w:type="pct"/>
+            <w:shd w:val="clear" w:color="auto" w:fill="auto"/>
+            <w:tcMar>
+              <w:top w:w="150" w:type="dxa"/>
+              <w:left w:w="240" w:type="dxa"/>
+              <w:bottom w:w="150" w:type="dxa"/>
+              <w:right w:w="240" w:type="dxa"/>
+            </w:tcMar>
+            <w:vAlign w:val="center"/>
+          </w:tcPr>
+          <w:p>
+            <w:pPr>
+              <w:keepNext w:val="0"/>
+              <w:keepLines w:val="0"/>
+              <w:pageBreakBefore w:val="0"/>
+              <w:widowControl w:val="0"/>
+              <w:kinsoku/>
+              <w:wordWrap/>
+              <w:overflowPunct/>
+              <w:topLinePunct w:val="0"/>
+              <w:autoSpaceDE/>
+              <w:autoSpaceDN/>
+              <w:bidi w:val="0"/>
+              <w:adjustRightInd/>
+              <w:snapToGrid/>
+              <w:spacing w:beforeAutospacing="0" w:afterAutospacing="0" w:line="360" w:lineRule="auto"/>
+              <w:textAlignment w:val="auto"/>
+              <w:rPr>
+                <w:rFonts w:hint="default"/>
+              </w:rPr>
+            </w:pPr>
+            <w:r>
+              <w:rPr>
+                <w:rFonts w:hint="default"/>
+                <w:lang w:val="en-US" w:eastAsia="zh-CN"/>
+              </w:rPr>
+              <w:t>企业核心功能：登录、备案信息、数据填报、数据查询、通知浏览</w:t>
+            </w:r>
+          </w:p>
+        </w:tc>
+        <w:tc>
+          <w:tcPr>
+            <w:tcW w:w="905" w:type="pct"/>
+            <w:shd w:val="clear" w:color="auto" w:fill="auto"/>
+            <w:tcMar>
+              <w:top w:w="150" w:type="dxa"/>
+              <w:left w:w="240" w:type="dxa"/>
+              <w:bottom w:w="150" w:type="dxa"/>
+              <w:right w:w="0" w:type="dxa"/>
+            </w:tcMar>
+            <w:vAlign w:val="center"/>
+          </w:tcPr>
+          <w:p>
+            <w:pPr>
+              <w:keepNext w:val="0"/>
+              <w:keepLines w:val="0"/>
+              <w:pageBreakBefore w:val="0"/>
+              <w:widowControl w:val="0"/>
+              <w:kinsoku/>
+              <w:wordWrap/>
+              <w:overflowPunct/>
+              <w:topLinePunct w:val="0"/>
+              <w:autoSpaceDE/>
+              <w:autoSpaceDN/>
+              <w:bidi w:val="0"/>
+              <w:adjustRightInd/>
+              <w:snapToGrid/>
+              <w:spacing w:beforeAutospacing="0" w:afterAutospacing="0" w:line="360" w:lineRule="auto"/>
+              <w:textAlignment w:val="auto"/>
+              <w:rPr>
+                <w:rFonts w:hint="default"/>
+              </w:rPr>
+            </w:pPr>
+            <w:r>
+              <w:rPr>
+                <w:rFonts w:hint="default"/>
+                <w:lang w:val="en-US" w:eastAsia="zh-CN"/>
+              </w:rPr>
+              <w:t>10人天</w:t>
+            </w:r>
+          </w:p>
+        </w:tc>
+      </w:tr>
+      <w:tr>
+        <w:tblPrEx>
+          <w:tblBorders>
+            <w:top w:val="single" w:color="auto" w:sz="4" w:space="0"/>
+            <w:left w:val="single" w:color="auto" w:sz="4" w:space="0"/>
+            <w:bottom w:val="single" w:color="auto" w:sz="4" w:space="0"/>
+            <w:right w:val="single" w:color="auto" w:sz="4" w:space="0"/>
+            <w:insideH w:val="single" w:color="auto" w:sz="4" w:space="0"/>
+            <w:insideV w:val="single" w:color="auto" w:sz="4" w:space="0"/>
+          </w:tblBorders>
+          <w:shd w:val="clear" w:color="auto" w:fill="auto"/>
+          <w:tblCellMar>
+            <w:top w:w="15" w:type="dxa"/>
+            <w:left w:w="15" w:type="dxa"/>
+            <w:bottom w:w="15" w:type="dxa"/>
+            <w:right w:w="15" w:type="dxa"/>
+          </w:tblCellMar>
+        </w:tblPrEx>
+        <w:tc>
+          <w:tcPr>
+            <w:tcW w:w="584" w:type="pct"/>
+            <w:shd w:val="clear" w:color="auto" w:fill="auto"/>
+            <w:tcMar>
+              <w:top w:w="150" w:type="dxa"/>
+              <w:left w:w="0" w:type="dxa"/>
+              <w:bottom w:w="150" w:type="dxa"/>
+              <w:right w:w="240" w:type="dxa"/>
+            </w:tcMar>
+            <w:vAlign w:val="center"/>
+          </w:tcPr>
+          <w:p>
+            <w:pPr>
+              <w:keepNext w:val="0"/>
+              <w:keepLines w:val="0"/>
+              <w:pageBreakBefore w:val="0"/>
+              <w:widowControl w:val="0"/>
+              <w:kinsoku/>
+              <w:wordWrap/>
+              <w:overflowPunct/>
+              <w:topLinePunct w:val="0"/>
+              <w:autoSpaceDE/>
+              <w:autoSpaceDN/>
+              <w:bidi w:val="0"/>
+              <w:adjustRightInd/>
+              <w:snapToGrid/>
+              <w:spacing w:beforeAutospacing="0" w:afterAutospacing="0" w:line="360" w:lineRule="auto"/>
+              <w:textAlignment w:val="auto"/>
+              <w:rPr>
+                <w:rFonts w:hint="default"/>
+              </w:rPr>
+            </w:pPr>
+            <w:r>
+              <w:rPr>
+                <w:rFonts w:hint="default"/>
+                <w:lang w:val="en-US" w:eastAsia="zh-CN"/>
+              </w:rPr>
+              <w:t>UI/UX设计</w:t>
+            </w:r>
+          </w:p>
+        </w:tc>
+        <w:tc>
+          <w:tcPr>
+            <w:tcW w:w="3510" w:type="pct"/>
+            <w:shd w:val="clear" w:color="auto" w:fill="auto"/>
+            <w:tcMar>
+              <w:top w:w="150" w:type="dxa"/>
+              <w:left w:w="240" w:type="dxa"/>
+              <w:bottom w:w="150" w:type="dxa"/>
+              <w:right w:w="240" w:type="dxa"/>
+            </w:tcMar>
+            <w:vAlign w:val="center"/>
+          </w:tcPr>
+          <w:p>
+            <w:pPr>
+              <w:keepNext w:val="0"/>
+              <w:keepLines w:val="0"/>
+              <w:pageBreakBefore w:val="0"/>
+              <w:widowControl w:val="0"/>
+              <w:kinsoku/>
+              <w:wordWrap/>
+              <w:overflowPunct/>
+              <w:topLinePunct w:val="0"/>
+              <w:autoSpaceDE/>
+              <w:autoSpaceDN/>
+              <w:bidi w:val="0"/>
+              <w:adjustRightInd/>
+              <w:snapToGrid/>
+              <w:spacing w:beforeAutospacing="0" w:afterAutospacing="0" w:line="360" w:lineRule="auto"/>
+              <w:textAlignment w:val="auto"/>
+              <w:rPr>
+                <w:rFonts w:hint="default"/>
+              </w:rPr>
+            </w:pPr>
+            <w:r>
+              <w:rPr>
+                <w:rFonts w:hint="default"/>
+                <w:lang w:val="en-US" w:eastAsia="zh-CN"/>
+              </w:rPr>
+              <w:t>移动端适配设计（尺寸、交互）</w:t>
+            </w:r>
+          </w:p>
+        </w:tc>
+        <w:tc>
+          <w:tcPr>
+            <w:tcW w:w="905" w:type="pct"/>
+            <w:shd w:val="clear" w:color="auto" w:fill="auto"/>
+            <w:tcMar>
+              <w:top w:w="150" w:type="dxa"/>
+              <w:left w:w="240" w:type="dxa"/>
+              <w:bottom w:w="150" w:type="dxa"/>
+              <w:right w:w="0" w:type="dxa"/>
+            </w:tcMar>
+            <w:vAlign w:val="center"/>
+          </w:tcPr>
+          <w:p>
+            <w:pPr>
+              <w:keepNext w:val="0"/>
+              <w:keepLines w:val="0"/>
+              <w:pageBreakBefore w:val="0"/>
+              <w:widowControl w:val="0"/>
+              <w:kinsoku/>
+              <w:wordWrap/>
+              <w:overflowPunct/>
+              <w:topLinePunct w:val="0"/>
+              <w:autoSpaceDE/>
+              <w:autoSpaceDN/>
+              <w:bidi w:val="0"/>
+              <w:adjustRightInd/>
+              <w:snapToGrid/>
+              <w:spacing w:beforeAutospacing="0" w:afterAutospacing="0" w:line="360" w:lineRule="auto"/>
+              <w:textAlignment w:val="auto"/>
+              <w:rPr>
+                <w:rFonts w:hint="default"/>
+              </w:rPr>
+            </w:pPr>
+            <w:r>
+              <w:rPr>
+                <w:rFonts w:hint="default"/>
+                <w:lang w:val="en-US" w:eastAsia="zh-CN"/>
+              </w:rPr>
+              <w:t>2人天</w:t>
+            </w:r>
+          </w:p>
+        </w:tc>
+      </w:tr>
+      <w:tr>
+        <w:tblPrEx>
+          <w:tblBorders>
+            <w:top w:val="single" w:color="auto" w:sz="4" w:space="0"/>
+            <w:left w:val="single" w:color="auto" w:sz="4" w:space="0"/>
+            <w:bottom w:val="single" w:color="auto" w:sz="4" w:space="0"/>
+            <w:right w:val="single" w:color="auto" w:sz="4" w:space="0"/>
+            <w:insideH w:val="single" w:color="auto" w:sz="4" w:space="0"/>
+            <w:insideV w:val="single" w:color="auto" w:sz="4" w:space="0"/>
+          </w:tblBorders>
+          <w:shd w:val="clear" w:color="auto" w:fill="auto"/>
+          <w:tblCellMar>
+            <w:top w:w="15" w:type="dxa"/>
+            <w:left w:w="15" w:type="dxa"/>
+            <w:bottom w:w="15" w:type="dxa"/>
+            <w:right w:w="15" w:type="dxa"/>
+          </w:tblCellMar>
+        </w:tblPrEx>
+        <w:tc>
+          <w:tcPr>
+            <w:tcW w:w="584" w:type="pct"/>
+            <w:shd w:val="clear" w:color="auto" w:fill="auto"/>
+            <w:tcMar>
+              <w:top w:w="150" w:type="dxa"/>
+              <w:left w:w="0" w:type="dxa"/>
+              <w:bottom w:w="150" w:type="dxa"/>
+              <w:right w:w="240" w:type="dxa"/>
+            </w:tcMar>
+            <w:vAlign w:val="center"/>
+          </w:tcPr>
+          <w:p>
+            <w:pPr>
+              <w:keepNext w:val="0"/>
+              <w:keepLines w:val="0"/>
+              <w:pageBreakBefore w:val="0"/>
+              <w:widowControl w:val="0"/>
+              <w:kinsoku/>
+              <w:wordWrap/>
+              <w:overflowPunct/>
+              <w:topLinePunct w:val="0"/>
+              <w:autoSpaceDE/>
+              <w:autoSpaceDN/>
+              <w:bidi w:val="0"/>
+              <w:adjustRightInd/>
+              <w:snapToGrid/>
+              <w:spacing w:beforeAutospacing="0" w:afterAutospacing="0" w:line="360" w:lineRule="auto"/>
+              <w:textAlignment w:val="auto"/>
+              <w:rPr>
+                <w:rFonts w:hint="default"/>
+              </w:rPr>
+            </w:pPr>
+            <w:r>
+              <w:rPr>
+                <w:rFonts w:hint="default"/>
+                <w:lang w:val="en-US" w:eastAsia="zh-CN"/>
+              </w:rPr>
+              <w:t>测试</w:t>
+            </w:r>
+          </w:p>
+        </w:tc>
+        <w:tc>
+          <w:tcPr>
+            <w:tcW w:w="3510" w:type="pct"/>
+            <w:shd w:val="clear" w:color="auto" w:fill="auto"/>
+            <w:tcMar>
+              <w:top w:w="150" w:type="dxa"/>
+              <w:left w:w="240" w:type="dxa"/>
+              <w:bottom w:w="150" w:type="dxa"/>
+              <w:right w:w="240" w:type="dxa"/>
+            </w:tcMar>
+            <w:vAlign w:val="center"/>
+          </w:tcPr>
+          <w:p>
+            <w:pPr>
+              <w:keepNext w:val="0"/>
+              <w:keepLines w:val="0"/>
+              <w:pageBreakBefore w:val="0"/>
+              <w:widowControl w:val="0"/>
+              <w:kinsoku/>
+              <w:wordWrap/>
+              <w:overflowPunct/>
+              <w:topLinePunct w:val="0"/>
+              <w:autoSpaceDE/>
+              <w:autoSpaceDN/>
+              <w:bidi w:val="0"/>
+              <w:adjustRightInd/>
+              <w:snapToGrid/>
+              <w:spacing w:beforeAutospacing="0" w:afterAutospacing="0" w:line="360" w:lineRule="auto"/>
+              <w:textAlignment w:val="auto"/>
+              <w:rPr>
+                <w:rFonts w:hint="default"/>
+              </w:rPr>
+            </w:pPr>
+            <w:r>
+              <w:rPr>
+                <w:rFonts w:hint="default"/>
+                <w:lang w:val="en-US" w:eastAsia="zh-CN"/>
+              </w:rPr>
+              <w:t>移动端兼容性测试（iOS/Android主流机型）</w:t>
+            </w:r>
+          </w:p>
+        </w:tc>
+        <w:tc>
+          <w:tcPr>
+            <w:tcW w:w="905" w:type="pct"/>
+            <w:shd w:val="clear" w:color="auto" w:fill="auto"/>
+            <w:tcMar>
+              <w:top w:w="150" w:type="dxa"/>
+              <w:left w:w="240" w:type="dxa"/>
+              <w:bottom w:w="150" w:type="dxa"/>
+              <w:right w:w="0" w:type="dxa"/>
+            </w:tcMar>
+            <w:vAlign w:val="center"/>
+          </w:tcPr>
+          <w:p>
+            <w:pPr>
+              <w:keepNext w:val="0"/>
+              <w:keepLines w:val="0"/>
+              <w:pageBreakBefore w:val="0"/>
+              <w:widowControl w:val="0"/>
+              <w:kinsoku/>
+              <w:wordWrap/>
+              <w:overflowPunct/>
+              <w:topLinePunct w:val="0"/>
+              <w:autoSpaceDE/>
+              <w:autoSpaceDN/>
+              <w:bidi w:val="0"/>
+              <w:adjustRightInd/>
+              <w:snapToGrid/>
+              <w:spacing w:beforeAutospacing="0" w:afterAutospacing="0" w:line="360" w:lineRule="auto"/>
+              <w:textAlignment w:val="auto"/>
+              <w:rPr>
+                <w:rFonts w:hint="default"/>
+              </w:rPr>
+            </w:pPr>
+            <w:r>
+              <w:rPr>
+                <w:rFonts w:hint="default"/>
+                <w:lang w:val="en-US" w:eastAsia="zh-CN"/>
+              </w:rPr>
+              <w:t>3人天</w:t>
+            </w:r>
+          </w:p>
+        </w:tc>
+      </w:tr>
+      <w:tr>
+        <w:tblPrEx>
+          <w:tblBorders>
+            <w:top w:val="single" w:color="auto" w:sz="4" w:space="0"/>
+            <w:left w:val="single" w:color="auto" w:sz="4" w:space="0"/>
+            <w:bottom w:val="single" w:color="auto" w:sz="4" w:space="0"/>
+            <w:right w:val="single" w:color="auto" w:sz="4" w:space="0"/>
+            <w:insideH w:val="single" w:color="auto" w:sz="4" w:space="0"/>
+            <w:insideV w:val="single" w:color="auto" w:sz="4" w:space="0"/>
+          </w:tblBorders>
+          <w:tblCellMar>
+            <w:top w:w="15" w:type="dxa"/>
+            <w:left w:w="15" w:type="dxa"/>
+            <w:bottom w:w="15" w:type="dxa"/>
+            <w:right w:w="15" w:type="dxa"/>
+          </w:tblCellMar>
+        </w:tblPrEx>
+        <w:tc>
+          <w:tcPr>
+            <w:tcW w:w="584" w:type="pct"/>
+            <w:shd w:val="clear" w:color="auto" w:fill="auto"/>
+            <w:tcMar>
+              <w:top w:w="150" w:type="dxa"/>
+              <w:left w:w="0" w:type="dxa"/>
+              <w:bottom w:w="150" w:type="dxa"/>
+              <w:right w:w="240" w:type="dxa"/>
+            </w:tcMar>
+            <w:vAlign w:val="center"/>
+          </w:tcPr>
+          <w:p>
+            <w:pPr>
+              <w:keepNext w:val="0"/>
+              <w:keepLines w:val="0"/>
+              <w:pageBreakBefore w:val="0"/>
+              <w:widowControl w:val="0"/>
+              <w:kinsoku/>
+              <w:wordWrap/>
+              <w:overflowPunct/>
+              <w:topLinePunct w:val="0"/>
+              <w:autoSpaceDE/>
+              <w:autoSpaceDN/>
+              <w:bidi w:val="0"/>
+              <w:adjustRightInd/>
+              <w:snapToGrid/>
+              <w:spacing w:beforeAutospacing="0" w:afterAutospacing="0" w:line="360" w:lineRule="auto"/>
+              <w:textAlignment w:val="auto"/>
+              <w:rPr>
+                <w:rFonts w:hint="default"/>
+              </w:rPr>
+            </w:pPr>
+            <w:r>
+              <w:rPr>
+                <w:rFonts w:hint="default"/>
+                <w:lang w:val="en-US" w:eastAsia="zh-CN"/>
+              </w:rPr>
+              <w:t>文档</w:t>
+            </w:r>
+          </w:p>
+        </w:tc>
+        <w:tc>
+          <w:tcPr>
+            <w:tcW w:w="3510" w:type="pct"/>
+            <w:shd w:val="clear" w:color="auto" w:fill="auto"/>
+            <w:tcMar>
+              <w:top w:w="150" w:type="dxa"/>
+              <w:left w:w="240" w:type="dxa"/>
+              <w:bottom w:w="150" w:type="dxa"/>
+              <w:right w:w="240" w:type="dxa"/>
+            </w:tcMar>
+            <w:vAlign w:val="center"/>
+          </w:tcPr>
+          <w:p>
+            <w:pPr>
+              <w:keepNext w:val="0"/>
+              <w:keepLines w:val="0"/>
+              <w:pageBreakBefore w:val="0"/>
+              <w:widowControl w:val="0"/>
+              <w:kinsoku/>
+              <w:wordWrap/>
+              <w:overflowPunct/>
+              <w:topLinePunct w:val="0"/>
+              <w:autoSpaceDE/>
+              <w:autoSpaceDN/>
+              <w:bidi w:val="0"/>
+              <w:adjustRightInd/>
+              <w:snapToGrid/>
+              <w:spacing w:beforeAutospacing="0" w:afterAutospacing="0" w:line="360" w:lineRule="auto"/>
+              <w:textAlignment w:val="auto"/>
+              <w:rPr>
+                <w:rFonts w:hint="default"/>
+              </w:rPr>
+            </w:pPr>
+            <w:r>
+              <w:rPr>
+                <w:rFonts w:hint="default"/>
+                <w:lang w:val="en-US" w:eastAsia="zh-CN"/>
+              </w:rPr>
+              <w:t>更新用户手册，增加移动端操作说明</w:t>
+            </w:r>
+          </w:p>
+        </w:tc>
+        <w:tc>
+          <w:tcPr>
+            <w:tcW w:w="905" w:type="pct"/>
+            <w:shd w:val="clear" w:color="auto" w:fill="auto"/>
+            <w:tcMar>
+              <w:top w:w="150" w:type="dxa"/>
+              <w:left w:w="240" w:type="dxa"/>
+              <w:bottom w:w="150" w:type="dxa"/>
+              <w:right w:w="0" w:type="dxa"/>
+            </w:tcMar>
+            <w:vAlign w:val="center"/>
+          </w:tcPr>
+          <w:p>
+            <w:pPr>
+              <w:keepNext w:val="0"/>
+              <w:keepLines w:val="0"/>
+              <w:pageBreakBefore w:val="0"/>
+              <w:widowControl w:val="0"/>
+              <w:kinsoku/>
+              <w:wordWrap/>
+              <w:overflowPunct/>
+              <w:topLinePunct w:val="0"/>
+              <w:autoSpaceDE/>
+              <w:autoSpaceDN/>
+              <w:bidi w:val="0"/>
+              <w:adjustRightInd/>
+              <w:snapToGrid/>
+              <w:spacing w:beforeAutospacing="0" w:afterAutospacing="0" w:line="360" w:lineRule="auto"/>
+              <w:textAlignment w:val="auto"/>
+              <w:rPr>
+                <w:rFonts w:hint="default"/>
+              </w:rPr>
+            </w:pPr>
+            <w:r>
+              <w:rPr>
+                <w:rFonts w:hint="default"/>
+                <w:lang w:val="en-US" w:eastAsia="zh-CN"/>
+              </w:rPr>
+              <w:t>1人天</w:t>
+            </w:r>
+          </w:p>
+        </w:tc>
+      </w:tr>
+      <w:tr>
+        <w:tblPrEx>
+          <w:tblBorders>
+            <w:top w:val="single" w:color="auto" w:sz="4" w:space="0"/>
+            <w:left w:val="single" w:color="auto" w:sz="4" w:space="0"/>
+            <w:bottom w:val="single" w:color="auto" w:sz="4" w:space="0"/>
+            <w:right w:val="single" w:color="auto" w:sz="4" w:space="0"/>
+            <w:insideH w:val="single" w:color="auto" w:sz="4" w:space="0"/>
+            <w:insideV w:val="single" w:color="auto" w:sz="4" w:space="0"/>
+          </w:tblBorders>
+          <w:tblCellMar>
+            <w:top w:w="15" w:type="dxa"/>
+            <w:left w:w="15" w:type="dxa"/>
+            <w:bottom w:w="15" w:type="dxa"/>
+            <w:right w:w="15" w:type="dxa"/>
+          </w:tblCellMar>
+        </w:tblPrEx>
+        <w:tc>
+          <w:tcPr>
+            <w:tcW w:w="584" w:type="pct"/>
+            <w:shd w:val="clear" w:color="auto" w:fill="auto"/>
+            <w:tcMar>
+              <w:top w:w="150" w:type="dxa"/>
+              <w:left w:w="0" w:type="dxa"/>
+              <w:bottom w:w="150" w:type="dxa"/>
+              <w:right w:w="240" w:type="dxa"/>
+            </w:tcMar>
+            <w:vAlign w:val="center"/>
+          </w:tcPr>
+          <w:p>
+            <w:pPr>
+              <w:keepNext w:val="0"/>
+              <w:keepLines w:val="0"/>
+              <w:pageBreakBefore w:val="0"/>
+              <w:widowControl w:val="0"/>
+              <w:kinsoku/>
+              <w:wordWrap/>
+              <w:overflowPunct/>
+              <w:topLinePunct w:val="0"/>
+              <w:autoSpaceDE/>
+              <w:autoSpaceDN/>
+              <w:bidi w:val="0"/>
+              <w:adjustRightInd/>
+              <w:snapToGrid/>
+              <w:spacing w:beforeAutospacing="0" w:afterAutospacing="0" w:line="360" w:lineRule="auto"/>
+              <w:textAlignment w:val="auto"/>
+              <w:rPr>
+                <w:rFonts w:hint="default"/>
+              </w:rPr>
+            </w:pPr>
+            <w:r>
+              <w:rPr>
+                <w:rFonts w:hint="default"/>
+                <w:lang w:val="en-US" w:eastAsia="zh-CN"/>
+              </w:rPr>
               <w:t>部署</w:t>
             </w:r>
           </w:p>
@@ -1829,7 +1829,7 @@
         <w:tc>
           <w:tcPr>
             <w:tcW w:w="3510" w:type="pct"/>
-            <w:shd w:val="clear"/>
+            <w:shd w:val="clear" w:color="auto" w:fill="auto"/>
             <w:tcMar>
               <w:top w:w="150" w:type="dxa"/>
               <w:left w:w="240" w:type="dxa"/>
@@ -1871,7 +1871,7 @@
         <w:tc>
           <w:tcPr>
             <w:tcW w:w="905" w:type="pct"/>
-            <w:shd w:val="clear"/>
+            <w:shd w:val="clear" w:color="auto" w:fill="auto"/>
             <w:tcMar>
               <w:top w:w="150" w:type="dxa"/>
               <w:left w:w="240" w:type="dxa"/>
@@ -1972,7 +1972,6 @@
       <w:pPr>
         <w:pStyle w:val="2"/>
         <w:bidi w:val="0"/>
-        <w:rPr/>
       </w:pPr>
       <w:r>
         <w:rPr>
@@ -2003,7 +2002,6 @@
         <w:spacing w:beforeAutospacing="0" w:afterAutospacing="0" w:line="360" w:lineRule="auto"/>
         <w:ind w:left="425" w:leftChars="0" w:hanging="425" w:firstLineChars="0"/>
         <w:textAlignment w:val="auto"/>
-        <w:rPr/>
       </w:pPr>
       <w:r>
         <w:rPr>
@@ -2041,7 +2039,6 @@
         <w:spacing w:beforeAutospacing="0" w:afterAutospacing="0" w:line="360" w:lineRule="auto"/>
         <w:ind w:left="425" w:leftChars="0" w:hanging="425" w:firstLineChars="0"/>
         <w:textAlignment w:val="auto"/>
-        <w:rPr/>
       </w:pPr>
       <w:r>
         <w:rPr>
@@ -2079,7 +2076,6 @@
         <w:spacing w:beforeAutospacing="0" w:afterAutospacing="0" w:line="360" w:lineRule="auto"/>
         <w:ind w:left="425" w:leftChars="0" w:hanging="425" w:firstLineChars="0"/>
         <w:textAlignment w:val="auto"/>
-        <w:rPr/>
       </w:pPr>
       <w:r>
         <w:rPr>
@@ -2117,7 +2113,6 @@
         <w:spacing w:beforeAutospacing="0" w:afterAutospacing="0" w:line="360" w:lineRule="auto"/>
         <w:ind w:left="425" w:leftChars="0" w:hanging="425" w:firstLineChars="0"/>
         <w:textAlignment w:val="auto"/>
-        <w:rPr/>
       </w:pPr>
       <w:r>
         <w:rPr>
@@ -2155,7 +2150,6 @@
         <w:spacing w:beforeAutospacing="0" w:afterAutospacing="0" w:line="360" w:lineRule="auto"/>
         <w:ind w:left="425" w:leftChars="0" w:hanging="425" w:firstLineChars="0"/>
         <w:textAlignment w:val="auto"/>
-        <w:rPr/>
       </w:pPr>
       <w:r>
         <w:rPr>
@@ -2188,6 +2182,7 @@
     </w:p>
     <w:tbl>
       <w:tblPr>
+        <w:tblStyle w:val="12"/>
         <w:tblW w:w="5250" w:type="pct"/>
         <w:tblInd w:w="0" w:type="dxa"/>
         <w:tblBorders>
@@ -2198,7 +2193,7 @@
           <w:insideH w:val="single" w:color="auto" w:sz="4" w:space="0"/>
           <w:insideV w:val="single" w:color="auto" w:sz="4" w:space="0"/>
         </w:tblBorders>
-        <w:shd w:val="clear"/>
+        <w:shd w:val="clear" w:color="auto" w:fill="auto"/>
         <w:tblLayout w:type="autofit"/>
         <w:tblCellMar>
           <w:top w:w="15" w:type="dxa"/>
@@ -2223,6 +2218,7 @@
             <w:insideH w:val="single" w:color="auto" w:sz="4" w:space="0"/>
             <w:insideV w:val="single" w:color="auto" w:sz="4" w:space="0"/>
           </w:tblBorders>
+          <w:shd w:val="clear" w:color="auto" w:fill="auto"/>
           <w:tblCellMar>
             <w:top w:w="15" w:type="dxa"/>
             <w:left w:w="15" w:type="dxa"/>
@@ -2236,7 +2232,7 @@
         <w:tc>
           <w:tcPr>
             <w:tcW w:w="662" w:type="pct"/>
-            <w:shd w:val="clear"/>
+            <w:shd w:val="clear" w:color="auto" w:fill="auto"/>
             <w:tcMar>
               <w:top w:w="150" w:type="dxa"/>
               <w:left w:w="0" w:type="dxa"/>
@@ -2278,7 +2274,7 @@
         <w:tc>
           <w:tcPr>
             <w:tcW w:w="1007" w:type="pct"/>
-            <w:shd w:val="clear"/>
+            <w:shd w:val="clear" w:color="auto" w:fill="auto"/>
             <w:tcMar>
               <w:top w:w="150" w:type="dxa"/>
               <w:left w:w="240" w:type="dxa"/>
@@ -2320,7 +2316,7 @@
         <w:tc>
           <w:tcPr>
             <w:tcW w:w="1839" w:type="pct"/>
-            <w:shd w:val="clear"/>
+            <w:shd w:val="clear" w:color="auto" w:fill="auto"/>
             <w:tcMar>
               <w:top w:w="150" w:type="dxa"/>
               <w:left w:w="240" w:type="dxa"/>
@@ -2362,7 +2358,7 @@
         <w:tc>
           <w:tcPr>
             <w:tcW w:w="1489" w:type="pct"/>
-            <w:shd w:val="clear"/>
+            <w:shd w:val="clear" w:color="auto" w:fill="auto"/>
             <w:tcMar>
               <w:top w:w="150" w:type="dxa"/>
               <w:left w:w="240" w:type="dxa"/>
@@ -2412,6 +2408,7 @@
             <w:insideH w:val="single" w:color="auto" w:sz="4" w:space="0"/>
             <w:insideV w:val="single" w:color="auto" w:sz="4" w:space="0"/>
           </w:tblBorders>
+          <w:shd w:val="clear" w:color="auto" w:fill="auto"/>
           <w:tblCellMar>
             <w:top w:w="15" w:type="dxa"/>
             <w:left w:w="15" w:type="dxa"/>
@@ -2422,7 +2419,7 @@
         <w:tc>
           <w:tcPr>
             <w:tcW w:w="662" w:type="pct"/>
-            <w:shd w:val="clear"/>
+            <w:shd w:val="clear" w:color="auto" w:fill="auto"/>
             <w:tcMar>
               <w:top w:w="150" w:type="dxa"/>
               <w:left w:w="0" w:type="dxa"/>
@@ -2464,7 +2461,7 @@
         <w:tc>
           <w:tcPr>
             <w:tcW w:w="1007" w:type="pct"/>
-            <w:shd w:val="clear"/>
+            <w:shd w:val="clear" w:color="auto" w:fill="auto"/>
             <w:tcMar>
               <w:top w:w="150" w:type="dxa"/>
               <w:left w:w="240" w:type="dxa"/>
@@ -2506,7 +2503,7 @@
         <w:tc>
           <w:tcPr>
             <w:tcW w:w="1839" w:type="pct"/>
-            <w:shd w:val="clear"/>
+            <w:shd w:val="clear" w:color="auto" w:fill="auto"/>
             <w:tcMar>
               <w:top w:w="150" w:type="dxa"/>
               <w:left w:w="240" w:type="dxa"/>
@@ -2548,7 +2545,7 @@
         <w:tc>
           <w:tcPr>
             <w:tcW w:w="1489" w:type="pct"/>
-            <w:shd w:val="clear"/>
+            <w:shd w:val="clear" w:color="auto" w:fill="auto"/>
             <w:tcMar>
               <w:top w:w="150" w:type="dxa"/>
               <w:left w:w="240" w:type="dxa"/>
@@ -2598,7 +2595,7 @@
             <w:insideH w:val="single" w:color="auto" w:sz="4" w:space="0"/>
             <w:insideV w:val="single" w:color="auto" w:sz="4" w:space="0"/>
           </w:tblBorders>
-          <w:shd w:val="clear"/>
+          <w:shd w:val="clear" w:color="auto" w:fill="auto"/>
           <w:tblCellMar>
             <w:top w:w="15" w:type="dxa"/>
             <w:left w:w="15" w:type="dxa"/>
@@ -2609,7 +2606,7 @@
         <w:tc>
           <w:tcPr>
             <w:tcW w:w="662" w:type="pct"/>
-            <w:shd w:val="clear"/>
+            <w:shd w:val="clear" w:color="auto" w:fill="auto"/>
             <w:tcMar>
               <w:top w:w="150" w:type="dxa"/>
               <w:left w:w="0" w:type="dxa"/>
@@ -2651,7 +2648,7 @@
         <w:tc>
           <w:tcPr>
             <w:tcW w:w="1007" w:type="pct"/>
-            <w:shd w:val="clear"/>
+            <w:shd w:val="clear" w:color="auto" w:fill="auto"/>
             <w:tcMar>
               <w:top w:w="150" w:type="dxa"/>
               <w:left w:w="240" w:type="dxa"/>
@@ -2693,7 +2690,7 @@
         <w:tc>
           <w:tcPr>
             <w:tcW w:w="1839" w:type="pct"/>
-            <w:shd w:val="clear"/>
+            <w:shd w:val="clear" w:color="auto" w:fill="auto"/>
             <w:tcMar>
               <w:top w:w="150" w:type="dxa"/>
               <w:left w:w="240" w:type="dxa"/>
@@ -2735,7 +2732,7 @@
         <w:tc>
           <w:tcPr>
             <w:tcW w:w="1489" w:type="pct"/>
-            <w:shd w:val="clear"/>
+            <w:shd w:val="clear" w:color="auto" w:fill="auto"/>
             <w:tcMar>
               <w:top w:w="150" w:type="dxa"/>
               <w:left w:w="240" w:type="dxa"/>
@@ -2785,7 +2782,7 @@
             <w:insideH w:val="single" w:color="auto" w:sz="4" w:space="0"/>
             <w:insideV w:val="single" w:color="auto" w:sz="4" w:space="0"/>
           </w:tblBorders>
-          <w:shd w:val="clear"/>
+          <w:shd w:val="clear" w:color="auto" w:fill="auto"/>
           <w:tblCellMar>
             <w:top w:w="15" w:type="dxa"/>
             <w:left w:w="15" w:type="dxa"/>
@@ -2796,7 +2793,7 @@
         <w:tc>
           <w:tcPr>
             <w:tcW w:w="662" w:type="pct"/>
-            <w:shd w:val="clear"/>
+            <w:shd w:val="clear" w:color="auto" w:fill="auto"/>
             <w:tcMar>
               <w:top w:w="150" w:type="dxa"/>
               <w:left w:w="0" w:type="dxa"/>
@@ -2838,7 +2835,7 @@
         <w:tc>
           <w:tcPr>
             <w:tcW w:w="1007" w:type="pct"/>
-            <w:shd w:val="clear"/>
+            <w:shd w:val="clear" w:color="auto" w:fill="auto"/>
             <w:tcMar>
               <w:top w:w="150" w:type="dxa"/>
               <w:left w:w="240" w:type="dxa"/>
@@ -2880,7 +2877,7 @@
         <w:tc>
           <w:tcPr>
             <w:tcW w:w="1839" w:type="pct"/>
-            <w:shd w:val="clear"/>
+            <w:shd w:val="clear" w:color="auto" w:fill="auto"/>
             <w:tcMar>
               <w:top w:w="150" w:type="dxa"/>
               <w:left w:w="240" w:type="dxa"/>
@@ -2922,7 +2919,7 @@
         <w:tc>
           <w:tcPr>
             <w:tcW w:w="1489" w:type="pct"/>
-            <w:shd w:val="clear"/>
+            <w:shd w:val="clear" w:color="auto" w:fill="auto"/>
             <w:tcMar>
               <w:top w:w="150" w:type="dxa"/>
               <w:left w:w="240" w:type="dxa"/>
@@ -2972,7 +2969,7 @@
             <w:insideH w:val="single" w:color="auto" w:sz="4" w:space="0"/>
             <w:insideV w:val="single" w:color="auto" w:sz="4" w:space="0"/>
           </w:tblBorders>
-          <w:shd w:val="clear"/>
+          <w:shd w:val="clear" w:color="auto" w:fill="auto"/>
           <w:tblCellMar>
             <w:top w:w="15" w:type="dxa"/>
             <w:left w:w="15" w:type="dxa"/>
@@ -2983,7 +2980,7 @@
         <w:tc>
           <w:tcPr>
             <w:tcW w:w="662" w:type="pct"/>
-            <w:shd w:val="clear"/>
+            <w:shd w:val="clear" w:color="auto" w:fill="auto"/>
             <w:tcMar>
               <w:top w:w="150" w:type="dxa"/>
               <w:left w:w="0" w:type="dxa"/>
@@ -3025,7 +3022,7 @@
         <w:tc>
           <w:tcPr>
             <w:tcW w:w="1007" w:type="pct"/>
-            <w:shd w:val="clear"/>
+            <w:shd w:val="clear" w:color="auto" w:fill="auto"/>
             <w:tcMar>
               <w:top w:w="150" w:type="dxa"/>
               <w:left w:w="240" w:type="dxa"/>
@@ -3067,7 +3064,7 @@
         <w:tc>
           <w:tcPr>
             <w:tcW w:w="1839" w:type="pct"/>
-            <w:shd w:val="clear"/>
+            <w:shd w:val="clear" w:color="auto" w:fill="auto"/>
             <w:tcMar>
               <w:top w:w="150" w:type="dxa"/>
               <w:left w:w="240" w:type="dxa"/>
@@ -3109,7 +3106,7 @@
         <w:tc>
           <w:tcPr>
             <w:tcW w:w="1489" w:type="pct"/>
-            <w:shd w:val="clear"/>
+            <w:shd w:val="clear" w:color="auto" w:fill="auto"/>
             <w:tcMar>
               <w:top w:w="150" w:type="dxa"/>
               <w:left w:w="240" w:type="dxa"/>
@@ -3167,6 +3164,7 @@
     </w:p>
     <w:tbl>
       <w:tblPr>
+        <w:tblStyle w:val="12"/>
         <w:tblW w:w="4998" w:type="pct"/>
         <w:tblInd w:w="0" w:type="dxa"/>
         <w:tblBorders>
@@ -3177,7 +3175,7 @@
           <w:insideH w:val="single" w:color="auto" w:sz="4" w:space="0"/>
           <w:insideV w:val="none" w:color="auto" w:sz="0" w:space="0"/>
         </w:tblBorders>
-        <w:shd w:val="clear"/>
+        <w:shd w:val="clear" w:color="auto" w:fill="auto"/>
         <w:tblLayout w:type="autofit"/>
         <w:tblCellMar>
           <w:top w:w="15" w:type="dxa"/>
@@ -3202,6 +3200,7 @@
             <w:insideH w:val="single" w:color="auto" w:sz="4" w:space="0"/>
             <w:insideV w:val="none" w:color="auto" w:sz="0" w:space="0"/>
           </w:tblBorders>
+          <w:shd w:val="clear" w:color="auto" w:fill="auto"/>
           <w:tblCellMar>
             <w:top w:w="15" w:type="dxa"/>
             <w:left w:w="15" w:type="dxa"/>
@@ -3215,7 +3214,7 @@
         <w:tc>
           <w:tcPr>
             <w:tcW w:w="1043" w:type="pct"/>
-            <w:shd w:val="clear"/>
+            <w:shd w:val="clear" w:color="auto" w:fill="auto"/>
             <w:tcMar>
               <w:top w:w="150" w:type="dxa"/>
               <w:left w:w="0" w:type="dxa"/>
@@ -3257,7 +3256,7 @@
         <w:tc>
           <w:tcPr>
             <w:tcW w:w="869" w:type="pct"/>
-            <w:shd w:val="clear"/>
+            <w:shd w:val="clear" w:color="auto" w:fill="auto"/>
             <w:tcMar>
               <w:top w:w="150" w:type="dxa"/>
               <w:left w:w="240" w:type="dxa"/>
@@ -3299,7 +3298,7 @@
         <w:tc>
           <w:tcPr>
             <w:tcW w:w="1565" w:type="pct"/>
-            <w:shd w:val="clear"/>
+            <w:shd w:val="clear" w:color="auto" w:fill="auto"/>
             <w:tcMar>
               <w:top w:w="150" w:type="dxa"/>
               <w:left w:w="240" w:type="dxa"/>
@@ -3341,7 +3340,7 @@
         <w:tc>
           <w:tcPr>
             <w:tcW w:w="1521" w:type="pct"/>
-            <w:shd w:val="clear"/>
+            <w:shd w:val="clear" w:color="auto" w:fill="auto"/>
             <w:tcMar>
               <w:top w:w="150" w:type="dxa"/>
               <w:left w:w="240" w:type="dxa"/>
@@ -3391,7 +3390,7 @@
             <w:insideH w:val="single" w:color="auto" w:sz="4" w:space="0"/>
             <w:insideV w:val="none" w:color="auto" w:sz="0" w:space="0"/>
           </w:tblBorders>
-          <w:shd w:val="clear"/>
+          <w:shd w:val="clear" w:color="auto" w:fill="auto"/>
           <w:tblCellMar>
             <w:top w:w="15" w:type="dxa"/>
             <w:left w:w="15" w:type="dxa"/>
@@ -3402,7 +3401,7 @@
         <w:tc>
           <w:tcPr>
             <w:tcW w:w="1043" w:type="pct"/>
-            <w:shd w:val="clear"/>
+            <w:shd w:val="clear" w:color="auto" w:fill="auto"/>
             <w:tcMar>
               <w:top w:w="150" w:type="dxa"/>
               <w:left w:w="0" w:type="dxa"/>
@@ -3444,7 +3443,7 @@
         <w:tc>
           <w:tcPr>
             <w:tcW w:w="869" w:type="pct"/>
-            <w:shd w:val="clear"/>
+            <w:shd w:val="clear" w:color="auto" w:fill="auto"/>
             <w:tcMar>
               <w:top w:w="150" w:type="dxa"/>
               <w:left w:w="240" w:type="dxa"/>
@@ -3486,7 +3485,7 @@
         <w:tc>
           <w:tcPr>
             <w:tcW w:w="1565" w:type="pct"/>
-            <w:shd w:val="clear"/>
+            <w:shd w:val="clear" w:color="auto" w:fill="auto"/>
             <w:tcMar>
               <w:top w:w="150" w:type="dxa"/>
               <w:left w:w="240" w:type="dxa"/>
@@ -3528,7 +3527,7 @@
         <w:tc>
           <w:tcPr>
             <w:tcW w:w="1521" w:type="pct"/>
-            <w:shd w:val="clear"/>
+            <w:shd w:val="clear" w:color="auto" w:fill="auto"/>
             <w:tcMar>
               <w:top w:w="150" w:type="dxa"/>
               <w:left w:w="240" w:type="dxa"/>
@@ -3578,7 +3577,7 @@
             <w:insideH w:val="single" w:color="auto" w:sz="4" w:space="0"/>
             <w:insideV w:val="none" w:color="auto" w:sz="0" w:space="0"/>
           </w:tblBorders>
-          <w:shd w:val="clear"/>
+          <w:shd w:val="clear" w:color="auto" w:fill="auto"/>
           <w:tblCellMar>
             <w:top w:w="15" w:type="dxa"/>
             <w:left w:w="15" w:type="dxa"/>
@@ -3589,7 +3588,7 @@
         <w:tc>
           <w:tcPr>
             <w:tcW w:w="1043" w:type="pct"/>
-            <w:shd w:val="clear"/>
+            <w:shd w:val="clear" w:color="auto" w:fill="auto"/>
             <w:tcMar>
               <w:top w:w="150" w:type="dxa"/>
               <w:left w:w="0" w:type="dxa"/>
@@ -3631,7 +3630,7 @@
         <w:tc>
           <w:tcPr>
             <w:tcW w:w="869" w:type="pct"/>
-            <w:shd w:val="clear"/>
+            <w:shd w:val="clear" w:color="auto" w:fill="auto"/>
             <w:tcMar>
               <w:top w:w="150" w:type="dxa"/>
               <w:left w:w="240" w:type="dxa"/>
@@ -3673,7 +3672,7 @@
         <w:tc>
           <w:tcPr>
             <w:tcW w:w="1565" w:type="pct"/>
-            <w:shd w:val="clear"/>
+            <w:shd w:val="clear" w:color="auto" w:fill="auto"/>
             <w:tcMar>
               <w:top w:w="150" w:type="dxa"/>
               <w:left w:w="240" w:type="dxa"/>
@@ -3715,7 +3714,7 @@
         <w:tc>
           <w:tcPr>
             <w:tcW w:w="1521" w:type="pct"/>
-            <w:shd w:val="clear"/>
+            <w:shd w:val="clear" w:color="auto" w:fill="auto"/>
             <w:tcMar>
               <w:top w:w="150" w:type="dxa"/>
               <w:left w:w="240" w:type="dxa"/>
@@ -3765,6 +3764,7 @@
             <w:insideH w:val="single" w:color="auto" w:sz="4" w:space="0"/>
             <w:insideV w:val="none" w:color="auto" w:sz="0" w:space="0"/>
           </w:tblBorders>
+          <w:shd w:val="clear" w:color="auto" w:fill="auto"/>
           <w:tblCellMar>
             <w:top w:w="15" w:type="dxa"/>
             <w:left w:w="15" w:type="dxa"/>
@@ -3775,7 +3775,7 @@
         <w:tc>
           <w:tcPr>
             <w:tcW w:w="1043" w:type="pct"/>
-            <w:shd w:val="clear"/>
+            <w:shd w:val="clear" w:color="auto" w:fill="auto"/>
             <w:tcMar>
               <w:top w:w="150" w:type="dxa"/>
               <w:left w:w="0" w:type="dxa"/>
@@ -3817,7 +3817,7 @@
         <w:tc>
           <w:tcPr>
             <w:tcW w:w="869" w:type="pct"/>
-            <w:shd w:val="clear"/>
+            <w:shd w:val="clear" w:color="auto" w:fill="auto"/>
             <w:tcMar>
               <w:top w:w="150" w:type="dxa"/>
               <w:left w:w="240" w:type="dxa"/>
@@ -3859,7 +3859,7 @@
         <w:tc>
           <w:tcPr>
             <w:tcW w:w="1565" w:type="pct"/>
-            <w:shd w:val="clear"/>
+            <w:shd w:val="clear" w:color="auto" w:fill="auto"/>
             <w:tcMar>
               <w:top w:w="150" w:type="dxa"/>
               <w:left w:w="240" w:type="dxa"/>
@@ -3901,7 +3901,7 @@
         <w:tc>
           <w:tcPr>
             <w:tcW w:w="1521" w:type="pct"/>
-            <w:shd w:val="clear"/>
+            <w:shd w:val="clear" w:color="auto" w:fill="auto"/>
             <w:tcMar>
               <w:top w:w="150" w:type="dxa"/>
               <w:left w:w="240" w:type="dxa"/>
@@ -4237,7 +4237,6 @@
     <w:lvl w:ilvl="2" w:tentative="0">
       <w:start w:val="1"/>
       <w:numFmt w:val="decimal"/>
-      <w:pStyle w:val="4"/>
       <w:lvlText w:val="%1.%2.%3."/>
       <w:lvlJc w:val="left"/>
       <w:pPr>
@@ -4441,7 +4440,7 @@
     <w:lsdException w:unhideWhenUsed="0" w:uiPriority="0" w:semiHidden="0" w:name="Document Map"/>
     <w:lsdException w:unhideWhenUsed="0" w:uiPriority="0" w:semiHidden="0" w:name="Plain Text"/>
     <w:lsdException w:unhideWhenUsed="0" w:uiPriority="0" w:semiHidden="0" w:name="E-mail Signature"/>
-    <w:lsdException w:unhideWhenUsed="0" w:uiPriority="0" w:semiHidden="0" w:name="Normal (Web)"/>
+    <w:lsdException w:qFormat="1" w:unhideWhenUsed="0" w:uiPriority="0" w:semiHidden="0" w:name="Normal (Web)"/>
     <w:lsdException w:unhideWhenUsed="0" w:uiPriority="0" w:semiHidden="0" w:name="HTML Acronym"/>
     <w:lsdException w:unhideWhenUsed="0" w:uiPriority="0" w:semiHidden="0" w:name="HTML Address"/>
     <w:lsdException w:unhideWhenUsed="0" w:uiPriority="0" w:semiHidden="0" w:name="HTML Cite"/>
@@ -4862,6 +4861,7 @@
   <w:style w:type="paragraph" w:styleId="11">
     <w:name w:val="Normal (Web)"/>
     <w:basedOn w:val="1"/>
+    <w:qFormat/>
     <w:uiPriority w:val="0"/>
     <w:rPr>
       <w:sz w:val="24"/>
